--- a/docs/UrbanLog - Ingenieria de Software 2.docx
+++ b/docs/UrbanLog - Ingenieria de Software 2.docx
@@ -2707,6 +2707,278 @@
     </w:p>
     <w:p>
       <w:pPr>
+        <w:pStyle w:val="Heading3"/>
+        <w:spacing w:after="110" w:before="220"/>
+      </w:pPr>
+      <w:r>
+        <w:rPr>
+          <w:b/>
+          <w:bCs/>
+          <w:color w:val="2E5C8A"/>
+          <w:sz w:val="23"/>
+          <w:szCs w:val="23"/>
+        </w:rPr>
+        <w:t xml:space="preserve">Regla de visibilidad</w:t>
+      </w:r>
+    </w:p>
+    <w:p>
+      <w:pPr>
+        <w:spacing w:after="120" w:before="0" w:line="276"/>
+      </w:pPr>
+      <w:r>
+        <w:rPr>
+          <w:sz w:val="22"/>
+          <w:szCs w:val="22"/>
+        </w:rPr>
+        <w:t xml:space="preserve">El estado de moderación no solo determina qué incidentes aparecen en los listados, sino también quién puede acceder a un incidente concreto por su identificador. Esta distinción es relevante porque un reporte no moderado puede contener contenido inapropiado, y su representación completa incluye los datos personales del reportante y el motivo del rechazo.</w:t>
+      </w:r>
+    </w:p>
+    <w:tbl>
+      <w:tblPr>
+        <w:tblW w:type="dxa" w:w="9026"/>
+        <w:tblBorders>
+          <w:top w:val="single" w:color="E2E8F0" w:sz="4"/>
+          <w:left w:val="single" w:color="E2E8F0" w:sz="4"/>
+          <w:bottom w:val="single" w:color="E2E8F0" w:sz="4"/>
+          <w:right w:val="single" w:color="E2E8F0" w:sz="4"/>
+          <w:insideH w:val="single" w:color="E2E8F0" w:sz="2"/>
+          <w:insideV w:val="single" w:color="E2E8F0" w:sz="2"/>
+        </w:tblBorders>
+      </w:tblPr>
+      <w:tblGrid>
+        <w:gridCol w:w="2600"/>
+        <w:gridCol w:w="6426"/>
+      </w:tblGrid>
+      <w:tr>
+        <w:trPr>
+          <w:tblHeader/>
+        </w:trPr>
+        <w:tc>
+          <w:tcPr>
+            <w:tcW w:type="dxa" w:w="2600"/>
+            <w:shd w:fill="1F4E79" w:val="clear"/>
+            <w:tcMar>
+              <w:top w:type="dxa" w:w="70"/>
+              <w:left w:type="dxa" w:w="110"/>
+              <w:bottom w:type="dxa" w:w="70"/>
+              <w:right w:type="dxa" w:w="110"/>
+            </w:tcMar>
+          </w:tcPr>
+          <w:p>
+            <w:pPr>
+              <w:spacing w:after="0" w:line="250"/>
+            </w:pPr>
+            <w:r>
+              <w:rPr>
+                <w:b/>
+                <w:bCs/>
+                <w:color w:val="FFFFFF"/>
+                <w:sz w:val="20"/>
+                <w:szCs w:val="20"/>
+              </w:rPr>
+              <w:t xml:space="preserve">Estado de moderación</w:t>
+            </w:r>
+          </w:p>
+        </w:tc>
+        <w:tc>
+          <w:tcPr>
+            <w:tcW w:type="dxa" w:w="6426"/>
+            <w:shd w:fill="1F4E79" w:val="clear"/>
+            <w:tcMar>
+              <w:top w:type="dxa" w:w="70"/>
+              <w:left w:type="dxa" w:w="110"/>
+              <w:bottom w:type="dxa" w:w="70"/>
+              <w:right w:type="dxa" w:w="110"/>
+            </w:tcMar>
+          </w:tcPr>
+          <w:p>
+            <w:pPr>
+              <w:spacing w:after="0" w:line="250"/>
+            </w:pPr>
+            <w:r>
+              <w:rPr>
+                <w:b/>
+                <w:bCs/>
+                <w:color w:val="FFFFFF"/>
+                <w:sz w:val="20"/>
+                <w:szCs w:val="20"/>
+              </w:rPr>
+              <w:t xml:space="preserve">Actores con acceso al detalle</w:t>
+            </w:r>
+          </w:p>
+        </w:tc>
+      </w:tr>
+      <w:tr>
+        <w:tc>
+          <w:tcPr>
+            <w:tcW w:type="dxa" w:w="2600"/>
+            <w:shd w:fill="FFFFFF" w:val="clear"/>
+            <w:tcMar>
+              <w:top w:type="dxa" w:w="70"/>
+              <w:left w:type="dxa" w:w="110"/>
+              <w:bottom w:type="dxa" w:w="70"/>
+              <w:right w:type="dxa" w:w="110"/>
+            </w:tcMar>
+          </w:tcPr>
+          <w:p>
+            <w:pPr>
+              <w:spacing w:after="0" w:line="250"/>
+            </w:pPr>
+            <w:r>
+              <w:rPr>
+                <w:color w:val="000000"/>
+                <w:sz w:val="20"/>
+                <w:szCs w:val="20"/>
+              </w:rPr>
+              <w:t xml:space="preserve">approved</w:t>
+            </w:r>
+          </w:p>
+        </w:tc>
+        <w:tc>
+          <w:tcPr>
+            <w:tcW w:type="dxa" w:w="6426"/>
+            <w:shd w:fill="FFFFFF" w:val="clear"/>
+            <w:tcMar>
+              <w:top w:type="dxa" w:w="70"/>
+              <w:left w:type="dxa" w:w="110"/>
+              <w:bottom w:type="dxa" w:w="70"/>
+              <w:right w:type="dxa" w:w="110"/>
+            </w:tcMar>
+          </w:tcPr>
+          <w:p>
+            <w:pPr>
+              <w:spacing w:after="0" w:line="250"/>
+            </w:pPr>
+            <w:r>
+              <w:rPr>
+                <w:color w:val="000000"/>
+                <w:sz w:val="20"/>
+                <w:szCs w:val="20"/>
+              </w:rPr>
+              <w:t xml:space="preserve">Cualquier usuario autenticado.</w:t>
+            </w:r>
+          </w:p>
+        </w:tc>
+      </w:tr>
+      <w:tr>
+        <w:tc>
+          <w:tcPr>
+            <w:tcW w:type="dxa" w:w="2600"/>
+            <w:shd w:fill="F2F5F9" w:val="clear"/>
+            <w:tcMar>
+              <w:top w:type="dxa" w:w="70"/>
+              <w:left w:type="dxa" w:w="110"/>
+              <w:bottom w:type="dxa" w:w="70"/>
+              <w:right w:type="dxa" w:w="110"/>
+            </w:tcMar>
+          </w:tcPr>
+          <w:p>
+            <w:pPr>
+              <w:spacing w:after="0" w:line="250"/>
+            </w:pPr>
+            <w:r>
+              <w:rPr>
+                <w:color w:val="000000"/>
+                <w:sz w:val="20"/>
+                <w:szCs w:val="20"/>
+              </w:rPr>
+              <w:t xml:space="preserve">pending</w:t>
+            </w:r>
+          </w:p>
+        </w:tc>
+        <w:tc>
+          <w:tcPr>
+            <w:tcW w:type="dxa" w:w="6426"/>
+            <w:shd w:fill="F2F5F9" w:val="clear"/>
+            <w:tcMar>
+              <w:top w:type="dxa" w:w="70"/>
+              <w:left w:type="dxa" w:w="110"/>
+              <w:bottom w:type="dxa" w:w="70"/>
+              <w:right w:type="dxa" w:w="110"/>
+            </w:tcMar>
+          </w:tcPr>
+          <w:p>
+            <w:pPr>
+              <w:spacing w:after="0" w:line="250"/>
+            </w:pPr>
+            <w:r>
+              <w:rPr>
+                <w:color w:val="000000"/>
+                <w:sz w:val="20"/>
+                <w:szCs w:val="20"/>
+              </w:rPr>
+              <w:t xml:space="preserve">El autor del reporte, el moderador, el operador y el administrador.</w:t>
+            </w:r>
+          </w:p>
+        </w:tc>
+      </w:tr>
+      <w:tr>
+        <w:tc>
+          <w:tcPr>
+            <w:tcW w:type="dxa" w:w="2600"/>
+            <w:shd w:fill="FFFFFF" w:val="clear"/>
+            <w:tcMar>
+              <w:top w:type="dxa" w:w="70"/>
+              <w:left w:type="dxa" w:w="110"/>
+              <w:bottom w:type="dxa" w:w="70"/>
+              <w:right w:type="dxa" w:w="110"/>
+            </w:tcMar>
+          </w:tcPr>
+          <w:p>
+            <w:pPr>
+              <w:spacing w:after="0" w:line="250"/>
+            </w:pPr>
+            <w:r>
+              <w:rPr>
+                <w:color w:val="000000"/>
+                <w:sz w:val="20"/>
+                <w:szCs w:val="20"/>
+              </w:rPr>
+              <w:t xml:space="preserve">rejected</w:t>
+            </w:r>
+          </w:p>
+        </w:tc>
+        <w:tc>
+          <w:tcPr>
+            <w:tcW w:type="dxa" w:w="6426"/>
+            <w:shd w:fill="FFFFFF" w:val="clear"/>
+            <w:tcMar>
+              <w:top w:type="dxa" w:w="70"/>
+              <w:left w:type="dxa" w:w="110"/>
+              <w:bottom w:type="dxa" w:w="70"/>
+              <w:right w:type="dxa" w:w="110"/>
+            </w:tcMar>
+          </w:tcPr>
+          <w:p>
+            <w:pPr>
+              <w:spacing w:after="0" w:line="250"/>
+            </w:pPr>
+            <w:r>
+              <w:rPr>
+                <w:color w:val="000000"/>
+                <w:sz w:val="20"/>
+                <w:szCs w:val="20"/>
+              </w:rPr>
+              <w:t xml:space="preserve">El autor del reporte, el moderador, el operador y el administrador.</w:t>
+            </w:r>
+          </w:p>
+        </w:tc>
+      </w:tr>
+    </w:tbl>
+    <w:p>
+      <w:pPr>
+        <w:spacing w:after="120" w:before="100" w:line="276"/>
+      </w:pPr>
+      <w:r>
+        <w:rPr>
+          <w:sz w:val="22"/>
+          <w:szCs w:val="22"/>
+        </w:rPr>
+        <w:t xml:space="preserve">Los comentarios heredan la visibilidad del incidente al que pertenecen: si un usuario no puede ver el incidente, tampoco puede leer ni escribir en su hilo.</w:t>
+      </w:r>
+    </w:p>
+    <w:p>
+      <w:pPr>
         <w:pStyle w:val="Heading2"/>
         <w:spacing w:after="140" w:before="280"/>
       </w:pPr>
@@ -7262,7 +7534,7 @@
           <w:sz w:val="22"/>
           <w:szCs w:val="22"/>
         </w:rPr>
-        <w:t xml:space="preserve">Se identifican treinta y tres casos de uso, agrupados en ocho paquetes funcionales. Los casos de uso del paquete de inteligencia artificial son de tipo inclusión: no los inicia directamente un actor humano, sino que se ejecutan como parte de otros casos de uso.</w:t>
+        <w:t xml:space="preserve">Se identifican treinta y cuatro casos de uso, agrupados en ocho paquetes funcionales. Los casos de uso del paquete de inteligencia artificial son de tipo inclusión: no los inicia directamente un actor humano, sino que se ejecutan como parte de otros casos de uso.</w:t>
       </w:r>
     </w:p>
     <w:tbl>
@@ -10758,6 +11030,108 @@
                 <w:szCs w:val="18"/>
               </w:rPr>
               <w:t xml:space="preserve">Obtener los indicadores agregados para su explotación externa.</w:t>
+            </w:r>
+          </w:p>
+        </w:tc>
+      </w:tr>
+      <w:tr>
+        <w:tc>
+          <w:tcPr>
+            <w:tcW w:type="dxa" w:w="2200"/>
+            <w:shd w:fill="F2F5F9" w:val="clear"/>
+            <w:tcMar>
+              <w:top w:type="dxa" w:w="70"/>
+              <w:left w:type="dxa" w:w="110"/>
+              <w:bottom w:type="dxa" w:w="70"/>
+              <w:right w:type="dxa" w:w="110"/>
+            </w:tcMar>
+          </w:tcPr>
+          <w:p>
+            <w:pPr>
+              <w:spacing w:after="0" w:line="250"/>
+            </w:pPr>
+            <w:r>
+              <w:rPr>
+                <w:color w:val="000000"/>
+                <w:sz w:val="18"/>
+                <w:szCs w:val="18"/>
+              </w:rPr>
+              <w:t xml:space="preserve">Gestión de Incidentes</w:t>
+            </w:r>
+          </w:p>
+        </w:tc>
+        <w:tc>
+          <w:tcPr>
+            <w:tcW w:type="dxa" w:w="800"/>
+            <w:shd w:fill="F2F5F9" w:val="clear"/>
+            <w:tcMar>
+              <w:top w:type="dxa" w:w="70"/>
+              <w:left w:type="dxa" w:w="110"/>
+              <w:bottom w:type="dxa" w:w="70"/>
+              <w:right w:type="dxa" w:w="110"/>
+            </w:tcMar>
+          </w:tcPr>
+          <w:p>
+            <w:pPr>
+              <w:spacing w:after="0" w:line="250"/>
+            </w:pPr>
+            <w:r>
+              <w:rPr>
+                <w:color w:val="000000"/>
+                <w:sz w:val="18"/>
+                <w:szCs w:val="18"/>
+              </w:rPr>
+              <w:t xml:space="preserve">34</w:t>
+            </w:r>
+          </w:p>
+        </w:tc>
+        <w:tc>
+          <w:tcPr>
+            <w:tcW w:type="dxa" w:w="2600"/>
+            <w:shd w:fill="F2F5F9" w:val="clear"/>
+            <w:tcMar>
+              <w:top w:type="dxa" w:w="70"/>
+              <w:left w:type="dxa" w:w="110"/>
+              <w:bottom w:type="dxa" w:w="70"/>
+              <w:right w:type="dxa" w:w="110"/>
+            </w:tcMar>
+          </w:tcPr>
+          <w:p>
+            <w:pPr>
+              <w:spacing w:after="0" w:line="250"/>
+            </w:pPr>
+            <w:r>
+              <w:rPr>
+                <w:color w:val="000000"/>
+                <w:sz w:val="18"/>
+                <w:szCs w:val="18"/>
+              </w:rPr>
+              <w:t xml:space="preserve">Buscar Incidentes</w:t>
+            </w:r>
+          </w:p>
+        </w:tc>
+        <w:tc>
+          <w:tcPr>
+            <w:tcW w:type="dxa" w:w="3426"/>
+            <w:shd w:fill="F2F5F9" w:val="clear"/>
+            <w:tcMar>
+              <w:top w:type="dxa" w:w="70"/>
+              <w:left w:type="dxa" w:w="110"/>
+              <w:bottom w:type="dxa" w:w="70"/>
+              <w:right w:type="dxa" w:w="110"/>
+            </w:tcMar>
+          </w:tcPr>
+          <w:p>
+            <w:pPr>
+              <w:spacing w:after="0" w:line="250"/>
+            </w:pPr>
+            <w:r>
+              <w:rPr>
+                <w:color w:val="000000"/>
+                <w:sz w:val="18"/>
+                <w:szCs w:val="18"/>
+              </w:rPr>
+              <w:t xml:space="preserve">Localizar incidentes por título, descripción o dirección.</w:t>
             </w:r>
           </w:p>
         </w:tc>
@@ -14596,7 +14970,7 @@
                 <w:sz w:val="19"/>
                 <w:szCs w:val="19"/>
               </w:rPr>
-              <w:t xml:space="preserve">El usuario debe poseer el rol de operador o administrador. El incidente debe estar aprobado.</w:t>
+              <w:t xml:space="preserve">El usuario debe poseer el rol de operador o administrador. El incidente debe estar aprobado por un moderador.</w:t>
             </w:r>
           </w:p>
         </w:tc>
@@ -14710,6 +15084,21 @@
               <w:t xml:space="preserve">• 3.A — El incidente no existe.</w:t>
             </w:r>
           </w:p>
+          <w:p>
+            <w:pPr>
+              <w:spacing w:after="20" w:line="240"/>
+              <w:ind w:left="160"/>
+            </w:pPr>
+            <w:r>
+              <w:rPr>
+                <w:b w:val="false"/>
+                <w:bCs w:val="false"/>
+                <w:sz w:val="19"/>
+                <w:szCs w:val="19"/>
+              </w:rPr>
+              <w:t xml:space="preserve">• 3.B — El incidente todavía no fue aprobado por un moderador.</w:t>
+            </w:r>
+          </w:p>
         </w:tc>
       </w:tr>
       <w:tr>
@@ -14936,7 +15325,7 @@
                 <w:sz w:val="19"/>
                 <w:szCs w:val="19"/>
               </w:rPr>
-              <w:t xml:space="preserve">3. Sistema: verifica que el incidente exista.</w:t>
+              <w:t xml:space="preserve">3. Sistema: verifica que el incidente exista y que se encuentre aprobado.</w:t>
             </w:r>
           </w:p>
         </w:tc>
@@ -14968,6 +15357,32 @@
                 <w:szCs w:val="19"/>
               </w:rPr>
               <w:t xml:space="preserve">3.A Sistema: el incidente no existe e informa el error correspondiente.</w:t>
+            </w:r>
+          </w:p>
+          <w:p>
+            <w:pPr>
+              <w:spacing w:after="20" w:line="240"/>
+              <w:ind w:left="160"/>
+            </w:pPr>
+            <w:r>
+              <w:rPr>
+                <w:sz w:val="19"/>
+                <w:szCs w:val="19"/>
+              </w:rPr>
+              <w:t xml:space="preserve">3.B Sistema: el incidente no fue aprobado por un moderador.</w:t>
+            </w:r>
+          </w:p>
+          <w:p>
+            <w:pPr>
+              <w:spacing w:after="20" w:line="240"/>
+              <w:ind w:left="160"/>
+            </w:pPr>
+            <w:r>
+              <w:rPr>
+                <w:sz w:val="19"/>
+                <w:szCs w:val="19"/>
+              </w:rPr>
+              <w:t xml:space="preserve">3.B.1 Sistema: rechaza la operación e informa que el incidente debe estar aprobado para gestionar su estado.</w:t>
             </w:r>
           </w:p>
         </w:tc>
@@ -15441,7 +15856,7 @@
                 <w:sz w:val="19"/>
                 <w:szCs w:val="19"/>
               </w:rPr>
-              <w:t xml:space="preserve">RN05 — Solo los roles operador y administrador modifican el estado operativo. RN06 — Todo cambio de estado se notifica al autor del reporte.</w:t>
+              <w:t xml:space="preserve">RN05 — Solo los roles operador y administrador modifican el estado operativo. RN06 — Todo cambio de estado se notifica al autor del reporte. RN11 — El ciclo operativo solo aplica a incidentes aprobados.</w:t>
             </w:r>
           </w:p>
         </w:tc>
